--- a/Fase1/Evidencias_grupales/1.5_GuiaEstudiante_Fase 1_Definicion Proyecto APT.docx
+++ b/Fase1/Evidencias_grupales/1.5_GuiaEstudiante_Fase 1_Definicion Proyecto APT.docx
@@ -817,15 +817,12 @@
             <w:vAlign w:val="center"/>
           </w:tcPr>
           <w:p>
-            <w:pPr>
-              <w:spacing w:after="20" w:line="240" w:lineRule="auto"/>
-            </w:pPr>
-            <w:r>
-              <w:rPr>
-                <w:sz w:val="16"/>
-                <w:szCs w:val="16"/>
-              </w:rPr>
-              <w:t>Aprueba Administración</w:t>
+            <w:r>
+              <w:rPr>
+                <w:rFonts w:ascii="Arial" w:hAnsi="Arial"/>
+                <w:sz w:val="18"/>
+              </w:rPr>
+              <w:t>Aprueba Administración Backend</w:t>
             </w:r>
           </w:p>
         </w:tc>
@@ -871,15 +868,12 @@
             <w:vAlign w:val="center"/>
           </w:tcPr>
           <w:p>
-            <w:pPr>
-              <w:spacing w:after="20" w:line="240" w:lineRule="auto"/>
-            </w:pPr>
-            <w:r>
-              <w:rPr>
-                <w:sz w:val="16"/>
-                <w:szCs w:val="16"/>
-              </w:rPr>
-              <w:t>Desarrollo de software; arquitectura; datos; calidad; seguridad; gestión de proyectos TI.</w:t>
+            <w:r>
+              <w:rPr>
+                <w:rFonts w:ascii="Arial" w:hAnsi="Arial"/>
+                <w:sz w:val="18"/>
+              </w:rPr>
+              <w:t>Desarrollo de backend, arquitectura, datos, seguridad, calidad y gestión de proyectos informáticos.</w:t>
             </w:r>
           </w:p>
         </w:tc>
@@ -933,13 +927,10 @@
             <w:vAlign w:val="center"/>
           </w:tcPr>
           <w:p>
-            <w:pPr>
-              <w:spacing w:after="20" w:line="240" w:lineRule="auto"/>
-            </w:pPr>
-            <w:r>
-              <w:rPr>
-                <w:sz w:val="16"/>
-                <w:szCs w:val="16"/>
+            <w:r>
+              <w:rPr>
+                <w:rFonts w:ascii="Arial" w:hAnsi="Arial"/>
+                <w:sz w:val="18"/>
               </w:rPr>
               <w:t>Desarrollo de soluciones, modelos de datos, pruebas, arquitectura, seguridad y gestión informática.</w:t>
             </w:r>
@@ -1107,15 +1098,12 @@
             <w:vAlign w:val="center"/>
           </w:tcPr>
           <w:p>
-            <w:pPr>
-              <w:spacing w:after="20" w:line="240" w:lineRule="auto"/>
-            </w:pPr>
-            <w:r>
-              <w:rPr>
-                <w:sz w:val="16"/>
-                <w:szCs w:val="16"/>
-              </w:rPr>
-              <w:t>La plataforma Aprueba requiere un punto único y controlado para supervisar adopción, conversión, recaudación y salud operativa, y para ejecutar acciones administrativas con permisos diferenciados. Sin una consola central, la información y las operaciones quedan fragmentadas, aumentan los tiempos de respuesta y disminuye la trazabilidad de acciones sensibles. La solución aporta control, trazabilidad y capacidad de respuesta a quienes administran una plataforma educativa digital.</w:t>
+            <w:r>
+              <w:rPr>
+                <w:rFonts w:ascii="Arial" w:hAnsi="Arial"/>
+                <w:sz w:val="18"/>
+              </w:rPr>
+              <w:t>La plataforma Aprueba necesita una API administrativa que concentre consultas operativas y comerciales, controle acciones según el rol y entregue respuestas uniformes. El proyecto es relevante para Ingeniería en Informática porque exige transformar un contrato funcional en servicios seguros, verificables, mantenibles y desplegables.</w:t>
             </w:r>
           </w:p>
         </w:tc>
@@ -1161,15 +1149,12 @@
             <w:vAlign w:val="center"/>
           </w:tcPr>
           <w:p>
-            <w:pPr>
-              <w:spacing w:after="20" w:line="240" w:lineRule="auto"/>
-            </w:pPr>
-            <w:r>
-              <w:rPr>
-                <w:sz w:val="16"/>
-                <w:szCs w:val="16"/>
-              </w:rPr>
-              <w:t>Aprueba Administración es la consola web administrativa de la plataforma freemium Aprueba. Centraliza indicadores de negocio, gestión de sponsors, operación técnica, usuarios y soporte, tutores, contenido y planes. Su propósito es entregar trazabilidad y control a gerencia, finanzas, operaciones y soporte mediante una SPA React y una API Express conectada a Firestore. El MVP incluye ocho vistas administrativas, autenticación, autorización por roles, API versionada, Firestore, interfaz bilingüe y modo claro/oscuro.</w:t>
+            <w:r>
+              <w:rPr>
+                <w:rFonts w:ascii="Arial" w:hAnsi="Arial"/>
+                <w:sz w:val="18"/>
+              </w:rPr>
+              <w:t>El Proyecto APT desarrollará exclusivamente el backend de Aprueba Administración. El alcance está formado por los 27 endpoints de la sección 4 de la especificación de API, junto con las convenciones de respuestas, errores, autenticación JWT, autorización por roles, paginación y validación. La aplicación del alumno, su sitio web, el generador y un frontend administrativo completo quedan fuera del producto. Si la demostración lo requiere, se podrá preparar un cliente mínimo para enviar solicitudes.</w:t>
             </w:r>
           </w:p>
         </w:tc>
@@ -1215,15 +1200,12 @@
             <w:vAlign w:val="center"/>
           </w:tcPr>
           <w:p>
-            <w:pPr>
-              <w:spacing w:after="20" w:line="240" w:lineRule="auto"/>
-            </w:pPr>
-            <w:r>
-              <w:rPr>
-                <w:sz w:val="16"/>
-                <w:szCs w:val="16"/>
-              </w:rPr>
-              <w:t>El proyecto integra levantamiento de requisitos, desarrollo full-stack, arquitectura, datos, aseguramiento de calidad, seguridad y gestión ágil, competencias declaradas en el perfil de egreso de Ingeniería en Informática.</w:t>
+            <w:r>
+              <w:rPr>
+                <w:rFonts w:ascii="Arial" w:hAnsi="Arial"/>
+                <w:sz w:val="18"/>
+              </w:rPr>
+              <w:t>El proyecto aplica competencias de levantamiento y trazabilidad de requisitos, desarrollo de software, arquitectura, modelamiento de datos, seguridad, pruebas y gestión de proyectos. La evidencia se concentrará en el contrato implementado, la calidad de la API, las pruebas automatizadas, la documentación y la capacidad de desplegar y demostrar el backend.</w:t>
             </w:r>
           </w:p>
         </w:tc>
@@ -1269,35 +1251,12 @@
             <w:vAlign w:val="center"/>
           </w:tcPr>
           <w:p>
-            <w:pPr>
-              <w:spacing w:after="20" w:line="240" w:lineRule="auto"/>
-              <w:rPr>
-                <w:sz w:val="16"/>
-                <w:szCs w:val="16"/>
-              </w:rPr>
-            </w:pPr>
-            <w:r>
-              <w:rPr>
-                <w:sz w:val="16"/>
-                <w:szCs w:val="16"/>
-              </w:rPr>
-              <w:t xml:space="preserve">El desarrollo del Proyecto APT se alinea de manera integral con las áreas de especialización e intereses profesionales de los miembros del equipo, permitiendo una distribución de roles que potencia las fortalezas individuales. El proyecto abarca el desarrollo backend, la administración de sistemas en la nube y la implementación de mecanismos de seguridad (autenticación y control de acceso), áreas que responden a los intereses de Tsung-Hao. Asimismo, el diseño del modelo de datos y la estructuración de la información en Firestore para alimentar los indicadores de negocio conectan directamente con la vocación de Catalina por la gestión y el modelamiento de datos. Por su parte, la definición de la arquitectura de software, el aseguramiento de la calidad (QA) y la aplicación de prácticas DevOps (despliegue con Docker y CI/CD) reflejan los objetivos profesionales de Felipe. Finalmente, el equipo comparte un interés formativo común en el área de </w:t>
-            </w:r>
-            <w:r>
-              <w:rPr>
-                <w:i/>
-                <w:iCs/>
-                <w:sz w:val="16"/>
-                <w:szCs w:val="16"/>
-              </w:rPr>
-              <w:t>Machine Learning</w:t>
-            </w:r>
-            <w:r>
-              <w:rPr>
-                <w:sz w:val="16"/>
-                <w:szCs w:val="16"/>
-              </w:rPr>
-              <w:t xml:space="preserve"> (como el análisis predictivo o el apoyo a la toma de decisiones), el cual se registra como una posible línea de desarrollo futuro para la plataforma, pero que queda explícitamente fuera del alcance de este MVP. </w:t>
+            <w:r>
+              <w:rPr>
+                <w:rFonts w:ascii="Arial" w:hAnsi="Arial"/>
+                <w:sz w:val="18"/>
+              </w:rPr>
+              <w:t>Tsung-Hao relaciona el proyecto con backend, aplicaciones web, bases de datos y organización de equipos. Catalina aporta análisis, criterios de aceptación, documentación y diseño lógico de información. Felipe aporta arquitectura, calidad, release y operación. El interés común en Machine Learning se mantiene como proyección futura y no forma parte del alcance comprometido.</w:t>
             </w:r>
           </w:p>
         </w:tc>
@@ -1343,15 +1302,12 @@
             <w:vAlign w:val="center"/>
           </w:tcPr>
           <w:p>
-            <w:pPr>
-              <w:spacing w:after="20" w:line="240" w:lineRule="auto"/>
-            </w:pPr>
-            <w:r>
-              <w:rPr>
-                <w:sz w:val="16"/>
-                <w:szCs w:val="16"/>
-              </w:rPr>
-              <w:t>Es factible dentro de 18 semanas porque existe una base técnica verificable, documentación de API y datos, y una planificación compuesta por Sprint 0, cinco sprints principales de aproximadamente dos semanas y períodos de release, transición y cierre. Los riesgos principales son la falta de pruebas automatizadas, Docker, CI/CD, credenciales de integración y validación docente; se mitigan con alcance acotado, trabajo en copia segura, controles transversales, pruebas planificadas y decisiones registradas.</w:t>
+            <w:r>
+              <w:rPr>
+                <w:rFonts w:ascii="Arial" w:hAnsi="Arial"/>
+                <w:sz w:val="18"/>
+              </w:rPr>
+              <w:t>La planificación es viable en 18 semanas porque los 27 endpoints pueden agruparse en cinco sprints y porque existen funciones diferenciadas de gestión, desarrollo, datos y calidad. La factibilidad técnica definitiva depende de recibir el repositorio vigente, la base de datos, las credenciales y las definiciones de infraestructura. Esos elementos se controlarán como dependencias externas y no se reemplazarán por tecnologías supuestas.</w:t>
             </w:r>
           </w:p>
         </w:tc>
@@ -1534,15 +1490,12 @@
             <w:vAlign w:val="center"/>
           </w:tcPr>
           <w:p>
-            <w:pPr>
-              <w:spacing w:after="20" w:line="240" w:lineRule="auto"/>
-            </w:pPr>
-            <w:r>
-              <w:rPr>
-                <w:sz w:val="16"/>
-                <w:szCs w:val="16"/>
-              </w:rPr>
-              <w:t>Desarrollar y validar una consola web de administración para Aprueba que centralice la supervisión del negocio y la operación, aplicando arquitectura web full-stack, control de acceso por roles, persistencia documental, seguridad, pruebas y gestión ágil durante las 18 semanas del proyecto CAPSTONE.</w:t>
+            <w:r>
+              <w:rPr>
+                <w:rFonts w:ascii="Arial" w:hAnsi="Arial"/>
+                <w:sz w:val="18"/>
+              </w:rPr>
+              <w:t>Diseñar, desarrollar y validar durante 18 semanas el backend de Aprueba Administración, implementando los 27 endpoints administrativos del contrato con control de acceso por roles, validación, trazabilidad, pruebas automatizadas y una ruta de despliegue reproducible.</w:t>
             </w:r>
           </w:p>
         </w:tc>
@@ -1588,47 +1541,20 @@
             <w:vAlign w:val="center"/>
           </w:tcPr>
           <w:p>
-            <w:pPr>
-              <w:spacing w:after="20" w:line="240" w:lineRule="auto"/>
-            </w:pPr>
-            <w:r>
-              <w:rPr>
-                <w:sz w:val="16"/>
-                <w:szCs w:val="16"/>
-              </w:rPr>
-              <w:t>1. Levantar y priorizar requisitos funcionales y no funcionales para los ocho módulos administrativos.</w:t>
-            </w:r>
-            <w:r>
-              <w:rPr>
-                <w:sz w:val="16"/>
-                <w:szCs w:val="16"/>
-              </w:rPr>
+            <w:r>
+              <w:rPr>
+                <w:rFonts w:ascii="Arial" w:hAnsi="Arial"/>
+                <w:sz w:val="18"/>
+              </w:rPr>
+              <w:t>1. Especificar y priorizar los requisitos de los 27 endpoints.</w:t>
               <w:br/>
-              <w:t>2. Consolidar una arquitectura React, Express y Firestore con contrato REST versionado y RBAC.</w:t>
-            </w:r>
-            <w:r>
-              <w:rPr>
-                <w:sz w:val="16"/>
-                <w:szCs w:val="16"/>
-              </w:rPr>
+              <w:t>2. Diseñar una arquitectura desacoplada del proveedor y una capa de persistencia adaptable.</w:t>
               <w:br/>
-              <w:t>3. Implementar y verificar los flujos de autenticación, métricas, sponsors, operación, usuarios, soporte, tutores, contenido y planes.</w:t>
-            </w:r>
-            <w:r>
-              <w:rPr>
-                <w:sz w:val="16"/>
-                <w:szCs w:val="16"/>
-              </w:rPr>
+              <w:t>3. Implementar los módulos administrativos en cinco sprints.</w:t>
               <w:br/>
-              <w:t>4. Diseñar y ejecutar una estrategia progresiva de pruebas, seguridad, accesibilidad y rendimiento.</w:t>
-            </w:r>
-            <w:r>
-              <w:rPr>
-                <w:sz w:val="16"/>
-                <w:szCs w:val="16"/>
-              </w:rPr>
+              <w:t>4. Preparar y ejecutar pruebas unitarias, de contrato, integración, autorización, validación y regresión.</w:t>
               <w:br/>
-              <w:t>5. Preparar una ruta reproducible de contenerización, integración continua y despliegue sin exponer secretos.</w:t>
+              <w:t>5. Preparar ambientes de desarrollo, pruebas y producción, además de documentación y demostración de solicitudes.</w:t>
             </w:r>
           </w:p>
         </w:tc>
@@ -1841,15 +1767,12 @@
             <w:vAlign w:val="center"/>
           </w:tcPr>
           <w:p>
-            <w:pPr>
-              <w:spacing w:after="20" w:line="240" w:lineRule="auto"/>
-            </w:pPr>
-            <w:r>
-              <w:rPr>
-                <w:sz w:val="16"/>
-                <w:szCs w:val="16"/>
-              </w:rPr>
-              <w:t>Scrum se adapta al calendario académico. Sprint 0 cubre definición, trazabilidad y línea base en las semanas 1-4; luego se ejecutan cinco sprints principales de aproximadamente dos semanas entre las semanas 5 y 15, con desarrollo, calidad, seguridad, documentación y control trabajando en paralelo. Las semanas 16-18 se destinan a release, despliegue, estabilización, transferencia y cierre. Cada sprint contempla planificación, seguimiento, revisión y retrospectiva. La Carta Gantt representa fechas y dependencias FS, SS y FF sin reemplazar la inspección y adaptación del backlog.</w:t>
+            <w:r>
+              <w:rPr>
+                <w:rFonts w:ascii="Arial" w:hAnsi="Arial"/>
+                <w:sz w:val="18"/>
+              </w:rPr>
+              <w:t>El equipo utilizará Scrum con preparación durante las semanas 1 a 4, cinco sprints entre las semanas 5 y 15, y release entre las semanas 16 y 18. Cada sprint incluirá planificación, seguimiento, refinamiento, revisión, retrospectiva, pruebas y actualización de documentación. El Product Backlog administrará prioridades y criterios de aceptación. La Carta Gantt mostrará duración, dependencias y actividades transversales de gestión, riesgos, calidad, seguridad y documentación.</w:t>
             </w:r>
           </w:p>
         </w:tc>
@@ -2246,13 +2169,10 @@
             <w:vAlign w:val="center"/>
           </w:tcPr>
           <w:p>
-            <w:pPr>
-              <w:spacing w:after="20" w:line="240" w:lineRule="auto"/>
-            </w:pPr>
-            <w:r>
-              <w:rPr>
-                <w:sz w:val="16"/>
-                <w:szCs w:val="16"/>
+            <w:r>
+              <w:rPr>
+                <w:rFonts w:ascii="Arial" w:hAnsi="Arial"/>
+                <w:sz w:val="18"/>
               </w:rPr>
               <w:t>Avance</w:t>
             </w:r>
@@ -2268,15 +2188,12 @@
             <w:vAlign w:val="center"/>
           </w:tcPr>
           <w:p>
-            <w:pPr>
-              <w:spacing w:after="20" w:line="240" w:lineRule="auto"/>
-            </w:pPr>
-            <w:r>
-              <w:rPr>
-                <w:sz w:val="16"/>
-                <w:szCs w:val="16"/>
-              </w:rPr>
-              <w:t>Backlog, arquitectura y prototipo verificable</w:t>
+            <w:r>
+              <w:rPr>
+                <w:rFonts w:ascii="Arial" w:hAnsi="Arial"/>
+                <w:sz w:val="18"/>
+              </w:rPr>
+              <w:t>Contrato, requisitos, backlog y arquitectura</w:t>
             </w:r>
           </w:p>
         </w:tc>
@@ -2290,15 +2207,12 @@
             <w:vAlign w:val="center"/>
           </w:tcPr>
           <w:p>
-            <w:pPr>
-              <w:spacing w:after="20" w:line="240" w:lineRule="auto"/>
-            </w:pPr>
-            <w:r>
-              <w:rPr>
-                <w:sz w:val="16"/>
-                <w:szCs w:val="16"/>
-              </w:rPr>
-              <w:t>Requisitos, historias, diagramas y compilación del frontend.</w:t>
+            <w:r>
+              <w:rPr>
+                <w:rFonts w:ascii="Arial" w:hAnsi="Arial"/>
+                <w:sz w:val="18"/>
+              </w:rPr>
+              <w:t>Catálogo de 27 endpoints, historias, criterios, trazabilidad, diagramas y planificación.</w:t>
             </w:r>
           </w:p>
         </w:tc>
@@ -2312,15 +2226,12 @@
             <w:vAlign w:val="center"/>
           </w:tcPr>
           <w:p>
-            <w:pPr>
-              <w:spacing w:after="20" w:line="240" w:lineRule="auto"/>
-            </w:pPr>
-            <w:r>
-              <w:rPr>
-                <w:sz w:val="16"/>
-                <w:szCs w:val="16"/>
-              </w:rPr>
-              <w:t>Demuestra la definición de requisitos, la planificación del producto y el diseño inicial de la solución.</w:t>
+            <w:r>
+              <w:rPr>
+                <w:rFonts w:ascii="Arial" w:hAnsi="Arial"/>
+                <w:sz w:val="18"/>
+              </w:rPr>
+              <w:t>Permite comprobar que el equipo definió qué debe construir y cómo verificará cada capacidad del backend.</w:t>
             </w:r>
           </w:p>
         </w:tc>
@@ -2340,13 +2251,10 @@
             <w:vAlign w:val="center"/>
           </w:tcPr>
           <w:p>
-            <w:pPr>
-              <w:spacing w:after="20" w:line="240" w:lineRule="auto"/>
-            </w:pPr>
-            <w:r>
-              <w:rPr>
-                <w:sz w:val="16"/>
-                <w:szCs w:val="16"/>
+            <w:r>
+              <w:rPr>
+                <w:rFonts w:ascii="Arial" w:hAnsi="Arial"/>
+                <w:sz w:val="18"/>
               </w:rPr>
               <w:t>Avance</w:t>
             </w:r>
@@ -2362,15 +2270,12 @@
             <w:vAlign w:val="center"/>
           </w:tcPr>
           <w:p>
-            <w:pPr>
-              <w:spacing w:after="20" w:line="240" w:lineRule="auto"/>
-            </w:pPr>
-            <w:r>
-              <w:rPr>
-                <w:sz w:val="16"/>
-                <w:szCs w:val="16"/>
-              </w:rPr>
-              <w:t>Informe de calidad</w:t>
+            <w:r>
+              <w:rPr>
+                <w:rFonts w:ascii="Arial" w:hAnsi="Arial"/>
+                <w:sz w:val="18"/>
+              </w:rPr>
+              <w:t>Estrategia y casos de prueba</w:t>
             </w:r>
           </w:p>
         </w:tc>
@@ -2384,15 +2289,12 @@
             <w:vAlign w:val="center"/>
           </w:tcPr>
           <w:p>
-            <w:pPr>
-              <w:spacing w:after="20" w:line="240" w:lineRule="auto"/>
-            </w:pPr>
-            <w:r>
-              <w:rPr>
-                <w:sz w:val="16"/>
-                <w:szCs w:val="16"/>
-              </w:rPr>
-              <w:t>Casos planificados y, en Fase 2, resultados de pruebas.</w:t>
+            <w:r>
+              <w:rPr>
+                <w:rFonts w:ascii="Arial" w:hAnsi="Arial"/>
+                <w:sz w:val="18"/>
+              </w:rPr>
+              <w:t>Plan de pruebas positivas y negativas vinculado a los endpoints y requisitos.</w:t>
             </w:r>
           </w:p>
         </w:tc>
@@ -2406,15 +2308,12 @@
             <w:vAlign w:val="center"/>
           </w:tcPr>
           <w:p>
-            <w:pPr>
-              <w:spacing w:after="20" w:line="240" w:lineRule="auto"/>
-            </w:pPr>
-            <w:r>
-              <w:rPr>
-                <w:sz w:val="16"/>
-                <w:szCs w:val="16"/>
-              </w:rPr>
-              <w:t>Permite comprobar que existen criterios, pruebas y controles para evaluar la calidad del sistema.</w:t>
+            <w:r>
+              <w:rPr>
+                <w:rFonts w:ascii="Arial" w:hAnsi="Arial"/>
+                <w:sz w:val="18"/>
+              </w:rPr>
+              <w:t>Permite evaluar si la calidad y la seguridad se incorporaron desde la planificación. La ejecución permanece pendiente del código vigente.</w:t>
             </w:r>
           </w:p>
         </w:tc>
@@ -2434,13 +2333,10 @@
             <w:vAlign w:val="center"/>
           </w:tcPr>
           <w:p>
-            <w:pPr>
-              <w:spacing w:after="20" w:line="240" w:lineRule="auto"/>
-            </w:pPr>
-            <w:r>
-              <w:rPr>
-                <w:sz w:val="16"/>
-                <w:szCs w:val="16"/>
+            <w:r>
+              <w:rPr>
+                <w:rFonts w:ascii="Arial" w:hAnsi="Arial"/>
+                <w:sz w:val="18"/>
               </w:rPr>
               <w:t>Final</w:t>
             </w:r>
@@ -2456,15 +2352,12 @@
             <w:vAlign w:val="center"/>
           </w:tcPr>
           <w:p>
-            <w:pPr>
-              <w:spacing w:after="20" w:line="240" w:lineRule="auto"/>
-            </w:pPr>
-            <w:r>
-              <w:rPr>
-                <w:sz w:val="16"/>
-                <w:szCs w:val="16"/>
-              </w:rPr>
-              <w:t>Producto y repositorio público</w:t>
+            <w:r>
+              <w:rPr>
+                <w:rFonts w:ascii="Arial" w:hAnsi="Arial"/>
+                <w:sz w:val="18"/>
+              </w:rPr>
+              <w:t>API y repositorio vigente</w:t>
             </w:r>
           </w:p>
         </w:tc>
@@ -2478,15 +2371,12 @@
             <w:vAlign w:val="center"/>
           </w:tcPr>
           <w:p>
-            <w:pPr>
-              <w:spacing w:after="20" w:line="240" w:lineRule="auto"/>
-            </w:pPr>
-            <w:r>
-              <w:rPr>
-                <w:sz w:val="16"/>
-                <w:szCs w:val="16"/>
-              </w:rPr>
-              <w:t>Código, README, manuales y enlace del repositorio.</w:t>
+            <w:r>
+              <w:rPr>
+                <w:rFonts w:ascii="Arial" w:hAnsi="Arial"/>
+                <w:sz w:val="18"/>
+              </w:rPr>
+              <w:t>Código del backend, pruebas automatizadas, manual técnico, configuración segura y evidencia de despliegue.</w:t>
             </w:r>
           </w:p>
         </w:tc>
@@ -2500,15 +2390,12 @@
             <w:vAlign w:val="center"/>
           </w:tcPr>
           <w:p>
-            <w:pPr>
-              <w:spacing w:after="20" w:line="240" w:lineRule="auto"/>
-            </w:pPr>
-            <w:r>
-              <w:rPr>
-                <w:sz w:val="16"/>
-                <w:szCs w:val="16"/>
-              </w:rPr>
-              <w:t>Proporciona evidencia verificable del código, sus versiones, la documentación y el producto desarrollado.</w:t>
+            <w:r>
+              <w:rPr>
+                <w:rFonts w:ascii="Arial" w:hAnsi="Arial"/>
+                <w:sz w:val="18"/>
+              </w:rPr>
+              <w:t>Permitirá comprobar la implementación, su reproducibilidad y la trazabilidad de cambios. Actualmente se encuentra pendiente de insumos.</w:t>
             </w:r>
           </w:p>
         </w:tc>
@@ -2528,13 +2415,10 @@
             <w:vAlign w:val="center"/>
           </w:tcPr>
           <w:p>
-            <w:pPr>
-              <w:spacing w:after="20" w:line="240" w:lineRule="auto"/>
-            </w:pPr>
-            <w:r>
-              <w:rPr>
-                <w:sz w:val="16"/>
-                <w:szCs w:val="16"/>
+            <w:r>
+              <w:rPr>
+                <w:rFonts w:ascii="Arial" w:hAnsi="Arial"/>
+                <w:sz w:val="18"/>
               </w:rPr>
               <w:t>Final</w:t>
             </w:r>
@@ -2550,13 +2434,10 @@
             <w:vAlign w:val="center"/>
           </w:tcPr>
           <w:p>
-            <w:pPr>
-              <w:spacing w:after="20" w:line="240" w:lineRule="auto"/>
-            </w:pPr>
-            <w:r>
-              <w:rPr>
-                <w:sz w:val="16"/>
-                <w:szCs w:val="16"/>
+            <w:r>
+              <w:rPr>
+                <w:rFonts w:ascii="Arial" w:hAnsi="Arial"/>
+                <w:sz w:val="18"/>
               </w:rPr>
               <w:t>Demostración y defensa</w:t>
             </w:r>
@@ -2572,15 +2453,12 @@
             <w:vAlign w:val="center"/>
           </w:tcPr>
           <w:p>
-            <w:pPr>
-              <w:spacing w:after="20" w:line="240" w:lineRule="auto"/>
-            </w:pPr>
-            <w:r>
-              <w:rPr>
-                <w:sz w:val="16"/>
-                <w:szCs w:val="16"/>
-              </w:rPr>
-              <w:t>Presentación, demo y trazabilidad de aportes.</w:t>
+            <w:r>
+              <w:rPr>
+                <w:rFonts w:ascii="Arial" w:hAnsi="Arial"/>
+                <w:sz w:val="18"/>
+              </w:rPr>
+              <w:t>Solicitudes a la API, resultados de pruebas y explicación de decisiones y aportes.</w:t>
             </w:r>
           </w:p>
         </w:tc>
@@ -2594,15 +2472,12 @@
             <w:vAlign w:val="center"/>
           </w:tcPr>
           <w:p>
-            <w:pPr>
-              <w:spacing w:after="20" w:line="240" w:lineRule="auto"/>
-            </w:pPr>
-            <w:r>
-              <w:rPr>
-                <w:sz w:val="16"/>
-                <w:szCs w:val="16"/>
-              </w:rPr>
-              <w:t>Permite comprobar el funcionamiento de la solución y la capacidad del equipo para explicar sus decisiones y aportes.</w:t>
+            <w:r>
+              <w:rPr>
+                <w:rFonts w:ascii="Arial" w:hAnsi="Arial"/>
+                <w:sz w:val="18"/>
+              </w:rPr>
+              <w:t>Permitirá al docente evaluar el funcionamiento del backend y la capacidad del equipo para justificar su trabajo.</w:t>
             </w:r>
           </w:p>
         </w:tc>
@@ -3263,15 +3138,12 @@
             <w:vAlign w:val="center"/>
           </w:tcPr>
           <w:p>
-            <w:pPr>
-              <w:spacing w:after="20" w:line="240" w:lineRule="auto"/>
-            </w:pPr>
-            <w:r>
-              <w:rPr>
-                <w:sz w:val="16"/>
-                <w:szCs w:val="16"/>
-              </w:rPr>
-              <w:t>Gestión TI</w:t>
+            <w:r>
+              <w:rPr>
+                <w:rFonts w:ascii="Arial" w:hAnsi="Arial"/>
+                <w:sz w:val="18"/>
+              </w:rPr>
+              <w:t>Gestión de proyectos</w:t>
             </w:r>
           </w:p>
         </w:tc>
@@ -3285,15 +3157,12 @@
             <w:vAlign w:val="center"/>
           </w:tcPr>
           <w:p>
-            <w:pPr>
-              <w:spacing w:after="20" w:line="240" w:lineRule="auto"/>
-            </w:pPr>
-            <w:r>
-              <w:rPr>
-                <w:sz w:val="16"/>
-                <w:szCs w:val="16"/>
-              </w:rPr>
-              <w:t>Definición y línea base</w:t>
+            <w:r>
+              <w:rPr>
+                <w:rFonts w:ascii="Arial" w:hAnsi="Arial"/>
+                <w:sz w:val="18"/>
+              </w:rPr>
+              <w:t>Inicio y alcance</w:t>
             </w:r>
           </w:p>
         </w:tc>
@@ -3307,15 +3176,12 @@
             <w:vAlign w:val="center"/>
           </w:tcPr>
           <w:p>
-            <w:pPr>
-              <w:spacing w:after="20" w:line="240" w:lineRule="auto"/>
-            </w:pPr>
-            <w:r>
-              <w:rPr>
-                <w:sz w:val="16"/>
-                <w:szCs w:val="16"/>
-              </w:rPr>
-              <w:t>Visión, alcance, RACI, RAID, requisitos y evidencias.</w:t>
+            <w:r>
+              <w:rPr>
+                <w:rFonts w:ascii="Arial" w:hAnsi="Arial"/>
+                <w:sz w:val="18"/>
+              </w:rPr>
+              <w:t>Confirmar alcance backend, actores, restricciones, riesgos y evidencias.</w:t>
             </w:r>
           </w:p>
         </w:tc>
@@ -3332,15 +3198,12 @@
             <w:vAlign w:val="center"/>
           </w:tcPr>
           <w:p>
-            <w:pPr>
-              <w:spacing w:after="20" w:line="240" w:lineRule="auto"/>
-            </w:pPr>
-            <w:r>
-              <w:rPr>
-                <w:sz w:val="16"/>
-                <w:szCs w:val="16"/>
-              </w:rPr>
-              <w:t>Plantillas, rúbrica, código</w:t>
+            <w:r>
+              <w:rPr>
+                <w:rFonts w:ascii="Arial" w:hAnsi="Arial"/>
+                <w:sz w:val="18"/>
+              </w:rPr>
+              <w:t>Contrato API, plantillas y perfil de egreso</w:t>
             </w:r>
           </w:p>
         </w:tc>
@@ -3360,15 +3223,12 @@
             <w:vAlign w:val="center"/>
           </w:tcPr>
           <w:p>
-            <w:pPr>
-              <w:spacing w:after="20" w:line="240" w:lineRule="auto"/>
-            </w:pPr>
-            <w:r>
-              <w:rPr>
-                <w:sz w:val="16"/>
-                <w:szCs w:val="16"/>
-              </w:rPr>
-              <w:t>Sem. 1-4</w:t>
+            <w:r>
+              <w:rPr>
+                <w:rFonts w:ascii="Arial" w:hAnsi="Arial"/>
+                <w:sz w:val="18"/>
+              </w:rPr>
+              <w:t>Sem. 1-2</w:t>
             </w:r>
           </w:p>
         </w:tc>
@@ -3389,13 +3249,10 @@
             <w:vAlign w:val="center"/>
           </w:tcPr>
           <w:p>
-            <w:pPr>
-              <w:spacing w:after="20" w:line="240" w:lineRule="auto"/>
-            </w:pPr>
-            <w:r>
-              <w:rPr>
-                <w:sz w:val="16"/>
-                <w:szCs w:val="16"/>
+            <w:r>
+              <w:rPr>
+                <w:rFonts w:ascii="Arial" w:hAnsi="Arial"/>
+                <w:sz w:val="18"/>
               </w:rPr>
               <w:t>Tsung-Hao / Equipo</w:t>
             </w:r>
@@ -3414,15 +3271,12 @@
             <w:vAlign w:val="center"/>
           </w:tcPr>
           <w:p>
-            <w:pPr>
-              <w:spacing w:after="20" w:line="240" w:lineRule="auto"/>
-            </w:pPr>
-            <w:r>
-              <w:rPr>
-                <w:sz w:val="16"/>
-                <w:szCs w:val="16"/>
-              </w:rPr>
-              <w:t>Sprint 0; validación docente pendiente</w:t>
+            <w:r>
+              <w:rPr>
+                <w:rFonts w:ascii="Arial" w:hAnsi="Arial"/>
+                <w:sz w:val="18"/>
+              </w:rPr>
+              <w:t>Validación docente pendiente</w:t>
             </w:r>
           </w:p>
         </w:tc>
@@ -3441,16 +3295,12 @@
             <w:vAlign w:val="center"/>
           </w:tcPr>
           <w:p>
-            <w:pPr>
-              <w:spacing w:after="20" w:line="240" w:lineRule="auto"/>
-            </w:pPr>
-            <w:r>
-              <w:rPr>
-                <w:sz w:val="16"/>
-                <w:szCs w:val="16"/>
-              </w:rPr>
-              <w:lastRenderedPageBreak/>
-              <w:t>Software, seguridad y datos</w:t>
+            <w:r>
+              <w:rPr>
+                <w:rFonts w:ascii="Arial" w:hAnsi="Arial"/>
+                <w:sz w:val="18"/>
+              </w:rPr>
+              <w:t>Análisis y arquitectura</w:t>
             </w:r>
           </w:p>
         </w:tc>
@@ -3464,15 +3314,12 @@
             <w:vAlign w:val="center"/>
           </w:tcPr>
           <w:p>
-            <w:pPr>
-              <w:spacing w:after="20" w:line="240" w:lineRule="auto"/>
-            </w:pPr>
-            <w:r>
-              <w:rPr>
-                <w:sz w:val="16"/>
-                <w:szCs w:val="16"/>
-              </w:rPr>
-              <w:t>Cimientos, autenticación y datos</w:t>
+            <w:r>
+              <w:rPr>
+                <w:rFonts w:ascii="Arial" w:hAnsi="Arial"/>
+                <w:sz w:val="18"/>
+              </w:rPr>
+              <w:t>Requisitos y diseño</w:t>
             </w:r>
           </w:p>
         </w:tc>
@@ -3486,19 +3333,12 @@
             <w:vAlign w:val="center"/>
           </w:tcPr>
           <w:p>
-            <w:pPr>
-              <w:spacing w:after="20" w:line="240" w:lineRule="auto"/>
-              <w:rPr>
-                <w:lang w:val="en-US"/>
-              </w:rPr>
-            </w:pPr>
-            <w:r>
-              <w:rPr>
-                <w:sz w:val="16"/>
-                <w:szCs w:val="16"/>
-                <w:lang w:val="en-US"/>
-              </w:rPr>
-              <w:t>Layout, i18n, JWT, MFA, RBAC, Firestore y auditoría.</w:t>
+            <w:r>
+              <w:rPr>
+                <w:rFonts w:ascii="Arial" w:hAnsi="Arial"/>
+                <w:sz w:val="18"/>
+              </w:rPr>
+              <w:t>Trazar endpoints, historias, criterios, arquitectura lógica y estrategia de pruebas.</w:t>
             </w:r>
           </w:p>
         </w:tc>
@@ -3515,15 +3355,12 @@
             <w:vAlign w:val="center"/>
           </w:tcPr>
           <w:p>
-            <w:pPr>
-              <w:spacing w:after="20" w:line="240" w:lineRule="auto"/>
-            </w:pPr>
-            <w:r>
-              <w:rPr>
-                <w:sz w:val="16"/>
-                <w:szCs w:val="16"/>
-              </w:rPr>
-              <w:t>React, Vite, Express, Firebase</w:t>
+            <w:r>
+              <w:rPr>
+                <w:rFonts w:ascii="Arial" w:hAnsi="Arial"/>
+                <w:sz w:val="18"/>
+              </w:rPr>
+              <w:t>Especificación API y herramientas de modelado</w:t>
             </w:r>
           </w:p>
         </w:tc>
@@ -3543,15 +3380,12 @@
             <w:vAlign w:val="center"/>
           </w:tcPr>
           <w:p>
-            <w:pPr>
-              <w:spacing w:after="20" w:line="240" w:lineRule="auto"/>
-            </w:pPr>
-            <w:r>
-              <w:rPr>
-                <w:sz w:val="16"/>
-                <w:szCs w:val="16"/>
-              </w:rPr>
-              <w:t>Sem. 5-8</w:t>
+            <w:r>
+              <w:rPr>
+                <w:rFonts w:ascii="Arial" w:hAnsi="Arial"/>
+                <w:sz w:val="18"/>
+              </w:rPr>
+              <w:t>Sem. 2-4</w:t>
             </w:r>
           </w:p>
         </w:tc>
@@ -3572,15 +3406,12 @@
             <w:vAlign w:val="center"/>
           </w:tcPr>
           <w:p>
-            <w:pPr>
-              <w:spacing w:after="20" w:line="240" w:lineRule="auto"/>
-            </w:pPr>
-            <w:r>
-              <w:rPr>
-                <w:sz w:val="16"/>
-                <w:szCs w:val="16"/>
-              </w:rPr>
-              <w:t>Catalina / Tsung-Hao / Felipe</w:t>
+            <w:r>
+              <w:rPr>
+                <w:rFonts w:ascii="Arial" w:hAnsi="Arial"/>
+                <w:sz w:val="18"/>
+              </w:rPr>
+              <w:t>Catalina / Felipe / Equipo</w:t>
             </w:r>
           </w:p>
         </w:tc>
@@ -3597,15 +3428,12 @@
             <w:vAlign w:val="center"/>
           </w:tcPr>
           <w:p>
-            <w:pPr>
-              <w:spacing w:after="20" w:line="240" w:lineRule="auto"/>
-            </w:pPr>
-            <w:r>
-              <w:rPr>
-                <w:sz w:val="16"/>
-                <w:szCs w:val="16"/>
-              </w:rPr>
-              <w:t>Sprints 1-2; MFA real pendiente</w:t>
+            <w:r>
+              <w:rPr>
+                <w:rFonts w:ascii="Arial" w:hAnsi="Arial"/>
+                <w:sz w:val="18"/>
+              </w:rPr>
+              <w:t>Código y base vigentes pendientes</w:t>
             </w:r>
           </w:p>
         </w:tc>
@@ -3624,15 +3452,12 @@
             <w:vAlign w:val="center"/>
           </w:tcPr>
           <w:p>
-            <w:pPr>
-              <w:spacing w:after="20" w:line="240" w:lineRule="auto"/>
-            </w:pPr>
-            <w:r>
-              <w:rPr>
-                <w:sz w:val="16"/>
-                <w:szCs w:val="16"/>
-              </w:rPr>
-              <w:t>Software</w:t>
+            <w:r>
+              <w:rPr>
+                <w:rFonts w:ascii="Arial" w:hAnsi="Arial"/>
+                <w:sz w:val="18"/>
+              </w:rPr>
+              <w:t>Desarrollo de software</w:t>
             </w:r>
           </w:p>
         </w:tc>
@@ -3646,15 +3471,12 @@
             <w:vAlign w:val="center"/>
           </w:tcPr>
           <w:p>
-            <w:pPr>
-              <w:spacing w:after="20" w:line="240" w:lineRule="auto"/>
-            </w:pPr>
-            <w:r>
-              <w:rPr>
-                <w:sz w:val="16"/>
-                <w:szCs w:val="16"/>
-              </w:rPr>
-              <w:t>Resumen, Comercial, Sponsors y Planes</w:t>
+            <w:r>
+              <w:rPr>
+                <w:rFonts w:ascii="Arial" w:hAnsi="Arial"/>
+                <w:sz w:val="18"/>
+              </w:rPr>
+              <w:t>Sprint 1</w:t>
             </w:r>
           </w:p>
         </w:tc>
@@ -3668,15 +3490,12 @@
             <w:vAlign w:val="center"/>
           </w:tcPr>
           <w:p>
-            <w:pPr>
-              <w:spacing w:after="20" w:line="240" w:lineRule="auto"/>
-            </w:pPr>
-            <w:r>
-              <w:rPr>
-                <w:sz w:val="16"/>
-                <w:szCs w:val="16"/>
-              </w:rPr>
-              <w:t>Módulos de negocio, productos y reglas asociadas.</w:t>
+            <w:r>
+              <w:rPr>
+                <w:rFonts w:ascii="Arial" w:hAnsi="Arial"/>
+                <w:sz w:val="18"/>
+              </w:rPr>
+              <w:t>Preparar la base del backend, convenciones e inicio de sesión administrativo.</w:t>
             </w:r>
           </w:p>
         </w:tc>
@@ -3690,15 +3509,12 @@
             <w:vAlign w:val="center"/>
           </w:tcPr>
           <w:p>
-            <w:pPr>
-              <w:spacing w:after="20" w:line="240" w:lineRule="auto"/>
-            </w:pPr>
-            <w:r>
-              <w:rPr>
-                <w:sz w:val="16"/>
-                <w:szCs w:val="16"/>
-              </w:rPr>
-              <w:t>React, Firestore, API</w:t>
+            <w:r>
+              <w:rPr>
+                <w:rFonts w:ascii="Arial" w:hAnsi="Arial"/>
+                <w:sz w:val="18"/>
+              </w:rPr>
+              <w:t>Repositorio vigente y entorno de desarrollo</w:t>
             </w:r>
           </w:p>
         </w:tc>
@@ -3715,15 +3531,12 @@
             <w:vAlign w:val="center"/>
           </w:tcPr>
           <w:p>
-            <w:pPr>
-              <w:spacing w:after="20" w:line="240" w:lineRule="auto"/>
-            </w:pPr>
-            <w:r>
-              <w:rPr>
-                <w:sz w:val="16"/>
-                <w:szCs w:val="16"/>
-              </w:rPr>
-              <w:t>Sem. 7-10</w:t>
+            <w:r>
+              <w:rPr>
+                <w:rFonts w:ascii="Arial" w:hAnsi="Arial"/>
+                <w:sz w:val="18"/>
+              </w:rPr>
+              <w:t>Sem. 5-6</w:t>
             </w:r>
           </w:p>
         </w:tc>
@@ -3740,15 +3553,12 @@
             <w:vAlign w:val="center"/>
           </w:tcPr>
           <w:p>
-            <w:pPr>
-              <w:spacing w:after="20" w:line="240" w:lineRule="auto"/>
-            </w:pPr>
-            <w:r>
-              <w:rPr>
-                <w:sz w:val="16"/>
-                <w:szCs w:val="16"/>
-              </w:rPr>
-              <w:t>Catalina / Tsung-Hao</w:t>
+            <w:r>
+              <w:rPr>
+                <w:rFonts w:ascii="Arial" w:hAnsi="Arial"/>
+                <w:sz w:val="18"/>
+              </w:rPr>
+              <w:t>Tsung-Hao / Equipo</w:t>
             </w:r>
           </w:p>
         </w:tc>
@@ -3762,15 +3572,12 @@
             <w:vAlign w:val="center"/>
           </w:tcPr>
           <w:p>
-            <w:pPr>
-              <w:spacing w:after="20" w:line="240" w:lineRule="auto"/>
-            </w:pPr>
-            <w:r>
-              <w:rPr>
-                <w:sz w:val="16"/>
-                <w:szCs w:val="16"/>
-              </w:rPr>
-              <w:t>Sprints 2-3</w:t>
+            <w:r>
+              <w:rPr>
+                <w:rFonts w:ascii="Arial" w:hAnsi="Arial"/>
+                <w:sz w:val="18"/>
+              </w:rPr>
+              <w:t>Inicio condicionado a la entrega del código</w:t>
             </w:r>
           </w:p>
         </w:tc>
@@ -3789,15 +3596,12 @@
             <w:vAlign w:val="center"/>
           </w:tcPr>
           <w:p>
-            <w:pPr>
-              <w:spacing w:after="20" w:line="240" w:lineRule="auto"/>
-            </w:pPr>
-            <w:r>
-              <w:rPr>
-                <w:sz w:val="16"/>
-                <w:szCs w:val="16"/>
-              </w:rPr>
-              <w:t>Arquitectura y software</w:t>
+            <w:r>
+              <w:rPr>
+                <w:rFonts w:ascii="Arial" w:hAnsi="Arial"/>
+                <w:sz w:val="18"/>
+              </w:rPr>
+              <w:t>Software y datos</w:t>
             </w:r>
           </w:p>
         </w:tc>
@@ -3811,15 +3615,12 @@
             <w:vAlign w:val="center"/>
           </w:tcPr>
           <w:p>
-            <w:pPr>
-              <w:spacing w:after="20" w:line="240" w:lineRule="auto"/>
-            </w:pPr>
-            <w:r>
-              <w:rPr>
-                <w:sz w:val="16"/>
-                <w:szCs w:val="16"/>
-              </w:rPr>
-              <w:t>Operativa, usuarios y soporte</w:t>
+            <w:r>
+              <w:rPr>
+                <w:rFonts w:ascii="Arial" w:hAnsi="Arial"/>
+                <w:sz w:val="18"/>
+              </w:rPr>
+              <w:t>Sprint 2</w:t>
             </w:r>
           </w:p>
         </w:tc>
@@ -3833,15 +3634,12 @@
             <w:vAlign w:val="center"/>
           </w:tcPr>
           <w:p>
-            <w:pPr>
-              <w:spacing w:after="20" w:line="240" w:lineRule="auto"/>
-            </w:pPr>
-            <w:r>
-              <w:rPr>
-                <w:sz w:val="16"/>
-                <w:szCs w:val="16"/>
-              </w:rPr>
-              <w:t>Operativa, usuarios, tickets y recorrecciones.</w:t>
+            <w:r>
+              <w:rPr>
+                <w:rFonts w:ascii="Arial" w:hAnsi="Arial"/>
+                <w:sz w:val="18"/>
+              </w:rPr>
+              <w:t>Implementar métricas y gestión de patrocinadores con pruebas del incremento.</w:t>
             </w:r>
           </w:p>
         </w:tc>
@@ -3855,15 +3653,12 @@
             <w:vAlign w:val="center"/>
           </w:tcPr>
           <w:p>
-            <w:pPr>
-              <w:spacing w:after="20" w:line="240" w:lineRule="auto"/>
-            </w:pPr>
-            <w:r>
-              <w:rPr>
-                <w:sz w:val="16"/>
-                <w:szCs w:val="16"/>
-              </w:rPr>
-              <w:t>API, Firestore</w:t>
+            <w:r>
+              <w:rPr>
+                <w:rFonts w:ascii="Arial" w:hAnsi="Arial"/>
+                <w:sz w:val="18"/>
+              </w:rPr>
+              <w:t>API, datos ficticios y entorno de pruebas</w:t>
             </w:r>
           </w:p>
         </w:tc>
@@ -3877,15 +3672,12 @@
             <w:vAlign w:val="center"/>
           </w:tcPr>
           <w:p>
-            <w:pPr>
-              <w:spacing w:after="20" w:line="240" w:lineRule="auto"/>
-            </w:pPr>
-            <w:r>
-              <w:rPr>
-                <w:sz w:val="16"/>
-                <w:szCs w:val="16"/>
-              </w:rPr>
-              <w:t>Sem. 9-12</w:t>
+            <w:r>
+              <w:rPr>
+                <w:rFonts w:ascii="Arial" w:hAnsi="Arial"/>
+                <w:sz w:val="18"/>
+              </w:rPr>
+              <w:t>Sem. 7-8</w:t>
             </w:r>
           </w:p>
         </w:tc>
@@ -3899,15 +3691,12 @@
             <w:vAlign w:val="center"/>
           </w:tcPr>
           <w:p>
-            <w:pPr>
-              <w:spacing w:after="20" w:line="240" w:lineRule="auto"/>
-            </w:pPr>
-            <w:r>
-              <w:rPr>
-                <w:sz w:val="16"/>
-                <w:szCs w:val="16"/>
-              </w:rPr>
-              <w:t>Equipo</w:t>
+            <w:r>
+              <w:rPr>
+                <w:rFonts w:ascii="Arial" w:hAnsi="Arial"/>
+                <w:sz w:val="18"/>
+              </w:rPr>
+              <w:t>Tsung-Hao / Catalina</w:t>
             </w:r>
           </w:p>
         </w:tc>
@@ -3921,15 +3710,12 @@
             <w:vAlign w:val="center"/>
           </w:tcPr>
           <w:p>
-            <w:pPr>
-              <w:spacing w:after="20" w:line="240" w:lineRule="auto"/>
-            </w:pPr>
-            <w:r>
-              <w:rPr>
-                <w:sz w:val="16"/>
-                <w:szCs w:val="16"/>
-              </w:rPr>
-              <w:t>Sprints 3-4</w:t>
+            <w:r>
+              <w:rPr>
+                <w:rFonts w:ascii="Arial" w:hAnsi="Arial"/>
+                <w:sz w:val="18"/>
+              </w:rPr>
+              <w:t>Persistencia mediante adaptador</w:t>
             </w:r>
           </w:p>
         </w:tc>
@@ -3948,15 +3734,12 @@
             <w:vAlign w:val="center"/>
           </w:tcPr>
           <w:p>
-            <w:pPr>
-              <w:spacing w:after="20" w:line="240" w:lineRule="auto"/>
-            </w:pPr>
-            <w:r>
-              <w:rPr>
-                <w:sz w:val="16"/>
-                <w:szCs w:val="16"/>
-              </w:rPr>
-              <w:t>Datos y software</w:t>
+            <w:r>
+              <w:rPr>
+                <w:rFonts w:ascii="Arial" w:hAnsi="Arial"/>
+                <w:sz w:val="18"/>
+              </w:rPr>
+              <w:t>Software y operación</w:t>
             </w:r>
           </w:p>
         </w:tc>
@@ -3970,15 +3753,12 @@
             <w:vAlign w:val="center"/>
           </w:tcPr>
           <w:p>
-            <w:pPr>
-              <w:spacing w:after="20" w:line="240" w:lineRule="auto"/>
-            </w:pPr>
-            <w:r>
-              <w:rPr>
-                <w:sz w:val="16"/>
-                <w:szCs w:val="16"/>
-              </w:rPr>
-              <w:t>Tutores y contenido</w:t>
+            <w:r>
+              <w:rPr>
+                <w:rFonts w:ascii="Arial" w:hAnsi="Arial"/>
+                <w:sz w:val="18"/>
+              </w:rPr>
+              <w:t>Sprint 3</w:t>
             </w:r>
           </w:p>
         </w:tc>
@@ -3992,15 +3772,12 @@
             <w:vAlign w:val="center"/>
           </w:tcPr>
           <w:p>
-            <w:pPr>
-              <w:spacing w:after="20" w:line="240" w:lineRule="auto"/>
-            </w:pPr>
-            <w:r>
-              <w:rPr>
-                <w:sz w:val="16"/>
-                <w:szCs w:val="16"/>
-              </w:rPr>
-              <w:t>Tutores, reseñas, banco de preguntas e importación.</w:t>
+            <w:r>
+              <w:rPr>
+                <w:rFonts w:ascii="Arial" w:hAnsi="Arial"/>
+                <w:sz w:val="18"/>
+              </w:rPr>
+              <w:t>Implementar plataformas, servicios, contenedores y administración de usuarios.</w:t>
             </w:r>
           </w:p>
         </w:tc>
@@ -4014,15 +3791,12 @@
             <w:vAlign w:val="center"/>
           </w:tcPr>
           <w:p>
-            <w:pPr>
-              <w:spacing w:after="20" w:line="240" w:lineRule="auto"/>
-            </w:pPr>
-            <w:r>
-              <w:rPr>
-                <w:sz w:val="16"/>
-                <w:szCs w:val="16"/>
-              </w:rPr>
-              <w:t>Firestore, API</w:t>
+            <w:r>
+              <w:rPr>
+                <w:rFonts w:ascii="Arial" w:hAnsi="Arial"/>
+                <w:sz w:val="18"/>
+              </w:rPr>
+              <w:t>API, simuladores controlados y datos de prueba</w:t>
             </w:r>
           </w:p>
         </w:tc>
@@ -4036,15 +3810,12 @@
             <w:vAlign w:val="center"/>
           </w:tcPr>
           <w:p>
-            <w:pPr>
-              <w:spacing w:after="20" w:line="240" w:lineRule="auto"/>
-            </w:pPr>
-            <w:r>
-              <w:rPr>
-                <w:sz w:val="16"/>
-                <w:szCs w:val="16"/>
-              </w:rPr>
-              <w:t>Sem. 11-13</w:t>
+            <w:r>
+              <w:rPr>
+                <w:rFonts w:ascii="Arial" w:hAnsi="Arial"/>
+                <w:sz w:val="18"/>
+              </w:rPr>
+              <w:t>Sem. 9-10</w:t>
             </w:r>
           </w:p>
         </w:tc>
@@ -4058,15 +3829,12 @@
             <w:vAlign w:val="center"/>
           </w:tcPr>
           <w:p>
-            <w:pPr>
-              <w:spacing w:after="20" w:line="240" w:lineRule="auto"/>
-            </w:pPr>
-            <w:r>
-              <w:rPr>
-                <w:sz w:val="16"/>
-                <w:szCs w:val="16"/>
-              </w:rPr>
-              <w:t>Catalina / Felipe</w:t>
+            <w:r>
+              <w:rPr>
+                <w:rFonts w:ascii="Arial" w:hAnsi="Arial"/>
+                <w:sz w:val="18"/>
+              </w:rPr>
+              <w:t>Tsung-Hao / Felipe</w:t>
             </w:r>
           </w:p>
         </w:tc>
@@ -4080,15 +3848,12 @@
             <w:vAlign w:val="center"/>
           </w:tcPr>
           <w:p>
-            <w:pPr>
-              <w:spacing w:after="20" w:line="240" w:lineRule="auto"/>
-            </w:pPr>
-            <w:r>
-              <w:rPr>
-                <w:sz w:val="16"/>
-                <w:szCs w:val="16"/>
-              </w:rPr>
-              <w:t>Sprints 4-5</w:t>
+            <w:r>
+              <w:rPr>
+                <w:rFonts w:ascii="Arial" w:hAnsi="Arial"/>
+                <w:sz w:val="18"/>
+              </w:rPr>
+              <w:t>Integraciones reales pendientes de confirmación</w:t>
             </w:r>
           </w:p>
         </w:tc>
@@ -4107,15 +3872,12 @@
             <w:vAlign w:val="center"/>
           </w:tcPr>
           <w:p>
-            <w:pPr>
-              <w:spacing w:after="20" w:line="240" w:lineRule="auto"/>
-            </w:pPr>
-            <w:r>
-              <w:rPr>
-                <w:sz w:val="16"/>
-                <w:szCs w:val="16"/>
-              </w:rPr>
-              <w:t>Calidad y seguridad</w:t>
+            <w:r>
+              <w:rPr>
+                <w:rFonts w:ascii="Arial" w:hAnsi="Arial"/>
+                <w:sz w:val="18"/>
+              </w:rPr>
+              <w:t>Software y calidad</w:t>
             </w:r>
           </w:p>
         </w:tc>
@@ -4129,15 +3891,12 @@
             <w:vAlign w:val="center"/>
           </w:tcPr>
           <w:p>
-            <w:pPr>
-              <w:spacing w:after="20" w:line="240" w:lineRule="auto"/>
-            </w:pPr>
-            <w:r>
-              <w:rPr>
-                <w:sz w:val="16"/>
-                <w:szCs w:val="16"/>
-              </w:rPr>
-              <w:t>Integración, pruebas y estabilización</w:t>
+            <w:r>
+              <w:rPr>
+                <w:rFonts w:ascii="Arial" w:hAnsi="Arial"/>
+                <w:sz w:val="18"/>
+              </w:rPr>
+              <w:t>Sprint 4</w:t>
             </w:r>
           </w:p>
         </w:tc>
@@ -4151,15 +3910,12 @@
             <w:vAlign w:val="center"/>
           </w:tcPr>
           <w:p>
-            <w:pPr>
-              <w:spacing w:after="20" w:line="240" w:lineRule="auto"/>
-            </w:pPr>
-            <w:r>
-              <w:rPr>
-                <w:sz w:val="16"/>
-                <w:szCs w:val="16"/>
-              </w:rPr>
-              <w:t>Integración de módulos, CI, seguridad, regresión, rendimiento y corrección de defectos.</w:t>
+            <w:r>
+              <w:rPr>
+                <w:rFonts w:ascii="Arial" w:hAnsi="Arial"/>
+                <w:sz w:val="18"/>
+              </w:rPr>
+              <w:t>Implementar tickets, correcciones y primeras operaciones del banco de preguntas.</w:t>
             </w:r>
           </w:p>
         </w:tc>
@@ -4173,15 +3929,12 @@
             <w:vAlign w:val="center"/>
           </w:tcPr>
           <w:p>
-            <w:pPr>
-              <w:spacing w:after="20" w:line="240" w:lineRule="auto"/>
-            </w:pPr>
-            <w:r>
-              <w:rPr>
-                <w:sz w:val="16"/>
-                <w:szCs w:val="16"/>
-              </w:rPr>
-              <w:t>Herramientas QA, CI/CD</w:t>
+            <w:r>
+              <w:rPr>
+                <w:rFonts w:ascii="Arial" w:hAnsi="Arial"/>
+                <w:sz w:val="18"/>
+              </w:rPr>
+              <w:t>API, pruebas automatizadas y datos de prueba</w:t>
             </w:r>
           </w:p>
         </w:tc>
@@ -4195,15 +3948,12 @@
             <w:vAlign w:val="center"/>
           </w:tcPr>
           <w:p>
-            <w:pPr>
-              <w:spacing w:after="20" w:line="240" w:lineRule="auto"/>
-            </w:pPr>
-            <w:r>
-              <w:rPr>
-                <w:sz w:val="16"/>
-                <w:szCs w:val="16"/>
-              </w:rPr>
-              <w:t>Sem. 10-15</w:t>
+            <w:r>
+              <w:rPr>
+                <w:rFonts w:ascii="Arial" w:hAnsi="Arial"/>
+                <w:sz w:val="18"/>
+              </w:rPr>
+              <w:t>Sem. 11-12</w:t>
             </w:r>
           </w:p>
         </w:tc>
@@ -4217,13 +3967,10 @@
             <w:vAlign w:val="center"/>
           </w:tcPr>
           <w:p>
-            <w:pPr>
-              <w:spacing w:after="20" w:line="240" w:lineRule="auto"/>
-            </w:pPr>
-            <w:r>
-              <w:rPr>
-                <w:sz w:val="16"/>
-                <w:szCs w:val="16"/>
+            <w:r>
+              <w:rPr>
+                <w:rFonts w:ascii="Arial" w:hAnsi="Arial"/>
+                <w:sz w:val="18"/>
               </w:rPr>
               <w:t>Equipo / Felipe</w:t>
             </w:r>
@@ -4239,15 +3986,12 @@
             <w:vAlign w:val="center"/>
           </w:tcPr>
           <w:p>
-            <w:pPr>
-              <w:spacing w:after="20" w:line="240" w:lineRule="auto"/>
-            </w:pPr>
-            <w:r>
-              <w:rPr>
-                <w:sz w:val="16"/>
-                <w:szCs w:val="16"/>
-              </w:rPr>
-              <w:t>Sprints 3-5 y estabilización</w:t>
+            <w:r>
+              <w:rPr>
+                <w:rFonts w:ascii="Arial" w:hAnsi="Arial"/>
+                <w:sz w:val="18"/>
+              </w:rPr>
+              <w:t>Revisión de autorización y validación</w:t>
             </w:r>
           </w:p>
         </w:tc>
@@ -4266,15 +4010,12 @@
             <w:vAlign w:val="center"/>
           </w:tcPr>
           <w:p>
-            <w:pPr>
-              <w:spacing w:after="20" w:line="240" w:lineRule="auto"/>
-            </w:pPr>
-            <w:r>
-              <w:rPr>
-                <w:sz w:val="16"/>
-                <w:szCs w:val="16"/>
-              </w:rPr>
-              <w:t>Despliegue y documentación</w:t>
+            <w:r>
+              <w:rPr>
+                <w:rFonts w:ascii="Arial" w:hAnsi="Arial"/>
+                <w:sz w:val="18"/>
+              </w:rPr>
+              <w:t>Software y despliegue</w:t>
             </w:r>
           </w:p>
         </w:tc>
@@ -4288,15 +4029,12 @@
             <w:vAlign w:val="center"/>
           </w:tcPr>
           <w:p>
-            <w:pPr>
-              <w:spacing w:after="20" w:line="240" w:lineRule="auto"/>
-            </w:pPr>
-            <w:r>
-              <w:rPr>
-                <w:sz w:val="16"/>
-                <w:szCs w:val="16"/>
-              </w:rPr>
-              <w:t>Release y despliegue</w:t>
+            <w:r>
+              <w:rPr>
+                <w:rFonts w:ascii="Arial" w:hAnsi="Arial"/>
+                <w:sz w:val="18"/>
+              </w:rPr>
+              <w:t>Sprint 5</w:t>
             </w:r>
           </w:p>
         </w:tc>
@@ -4310,15 +4048,12 @@
             <w:vAlign w:val="center"/>
           </w:tcPr>
           <w:p>
-            <w:pPr>
-              <w:spacing w:after="20" w:line="240" w:lineRule="auto"/>
-            </w:pPr>
-            <w:r>
-              <w:rPr>
-                <w:sz w:val="16"/>
-                <w:szCs w:val="16"/>
-              </w:rPr>
-              <w:t>UAT, manuales, Release Candidate, despliegue y rollback.</w:t>
+            <w:r>
+              <w:rPr>
+                <w:rFonts w:ascii="Arial" w:hAnsi="Arial"/>
+                <w:sz w:val="18"/>
+              </w:rPr>
+              <w:t>Completar preguntas, funcionalidades y planes; ejecutar integración y regresión.</w:t>
             </w:r>
           </w:p>
         </w:tc>
@@ -4332,15 +4067,12 @@
             <w:vAlign w:val="center"/>
           </w:tcPr>
           <w:p>
-            <w:pPr>
-              <w:spacing w:after="20" w:line="240" w:lineRule="auto"/>
-            </w:pPr>
-            <w:r>
-              <w:rPr>
-                <w:sz w:val="16"/>
-                <w:szCs w:val="16"/>
-              </w:rPr>
-              <w:t>Repositorio, runbooks, plataforma</w:t>
+            <w:r>
+              <w:rPr>
+                <w:rFonts w:ascii="Arial" w:hAnsi="Arial"/>
+                <w:sz w:val="18"/>
+              </w:rPr>
+              <w:t>API, pipeline y ambientes vigentes</w:t>
             </w:r>
           </w:p>
         </w:tc>
@@ -4354,15 +4086,12 @@
             <w:vAlign w:val="center"/>
           </w:tcPr>
           <w:p>
-            <w:pPr>
-              <w:spacing w:after="20" w:line="240" w:lineRule="auto"/>
-            </w:pPr>
-            <w:r>
-              <w:rPr>
-                <w:sz w:val="16"/>
-                <w:szCs w:val="16"/>
-              </w:rPr>
-              <w:t>Sem. 13-16</w:t>
+            <w:r>
+              <w:rPr>
+                <w:rFonts w:ascii="Arial" w:hAnsi="Arial"/>
+                <w:sz w:val="18"/>
+              </w:rPr>
+              <w:t>Sem. 13-15</w:t>
             </w:r>
           </w:p>
         </w:tc>
@@ -4376,15 +4105,12 @@
             <w:vAlign w:val="center"/>
           </w:tcPr>
           <w:p>
-            <w:pPr>
-              <w:spacing w:after="20" w:line="240" w:lineRule="auto"/>
-            </w:pPr>
-            <w:r>
-              <w:rPr>
-                <w:sz w:val="16"/>
-                <w:szCs w:val="16"/>
-              </w:rPr>
-              <w:t>Tsung-Hao / Felipe / Catalina</w:t>
+            <w:r>
+              <w:rPr>
+                <w:rFonts w:ascii="Arial" w:hAnsi="Arial"/>
+                <w:sz w:val="18"/>
+              </w:rPr>
+              <w:t>Equipo</w:t>
             </w:r>
           </w:p>
         </w:tc>
@@ -4398,15 +4124,12 @@
             <w:vAlign w:val="center"/>
           </w:tcPr>
           <w:p>
-            <w:pPr>
-              <w:spacing w:after="20" w:line="240" w:lineRule="auto"/>
-            </w:pPr>
-            <w:r>
-              <w:rPr>
-                <w:sz w:val="16"/>
-                <w:szCs w:val="16"/>
-              </w:rPr>
-              <w:t>Release</w:t>
+            <w:r>
+              <w:rPr>
+                <w:rFonts w:ascii="Arial" w:hAnsi="Arial"/>
+                <w:sz w:val="18"/>
+              </w:rPr>
+              <w:t>Herramientas concretas por confirmar</w:t>
             </w:r>
           </w:p>
         </w:tc>
@@ -4425,15 +4148,12 @@
             <w:vAlign w:val="center"/>
           </w:tcPr>
           <w:p>
-            <w:pPr>
-              <w:spacing w:after="20" w:line="240" w:lineRule="auto"/>
-            </w:pPr>
-            <w:r>
-              <w:rPr>
-                <w:sz w:val="16"/>
-                <w:szCs w:val="16"/>
-              </w:rPr>
-              <w:t>Comunicación y operación</w:t>
+            <w:r>
+              <w:rPr>
+                <w:rFonts w:ascii="Arial" w:hAnsi="Arial"/>
+                <w:sz w:val="18"/>
+              </w:rPr>
+              <w:t>Operación y comunicación</w:t>
             </w:r>
           </w:p>
         </w:tc>
@@ -4447,15 +4167,12 @@
             <w:vAlign w:val="center"/>
           </w:tcPr>
           <w:p>
-            <w:pPr>
-              <w:spacing w:after="20" w:line="240" w:lineRule="auto"/>
-            </w:pPr>
-            <w:r>
-              <w:rPr>
-                <w:sz w:val="16"/>
-                <w:szCs w:val="16"/>
-              </w:rPr>
-              <w:t>Transición y cierre</w:t>
+            <w:r>
+              <w:rPr>
+                <w:rFonts w:ascii="Arial" w:hAnsi="Arial"/>
+                <w:sz w:val="18"/>
+              </w:rPr>
+              <w:t>Release y defensa</w:t>
             </w:r>
           </w:p>
         </w:tc>
@@ -4469,15 +4186,12 @@
             <w:vAlign w:val="center"/>
           </w:tcPr>
           <w:p>
-            <w:pPr>
-              <w:spacing w:after="20" w:line="240" w:lineRule="auto"/>
-            </w:pPr>
-            <w:r>
-              <w:rPr>
-                <w:sz w:val="16"/>
-                <w:szCs w:val="16"/>
-              </w:rPr>
-              <w:t>Estabilización posdespliegue, transferencia, capacitación, cierre y defensa.</w:t>
+            <w:r>
+              <w:rPr>
+                <w:rFonts w:ascii="Arial" w:hAnsi="Arial"/>
+                <w:sz w:val="18"/>
+              </w:rPr>
+              <w:t>Estabilizar, desplegar, demostrar solicitudes, transferir documentación y defender el resultado.</w:t>
             </w:r>
           </w:p>
         </w:tc>
@@ -4491,15 +4205,12 @@
             <w:vAlign w:val="center"/>
           </w:tcPr>
           <w:p>
-            <w:pPr>
-              <w:spacing w:after="20" w:line="240" w:lineRule="auto"/>
-            </w:pPr>
-            <w:r>
-              <w:rPr>
-                <w:sz w:val="16"/>
-                <w:szCs w:val="16"/>
-              </w:rPr>
-              <w:t>Documentación, tablero y presentación</w:t>
+            <w:r>
+              <w:rPr>
+                <w:rFonts w:ascii="Arial" w:hAnsi="Arial"/>
+                <w:sz w:val="18"/>
+              </w:rPr>
+              <w:t>Ambientes, manuales, evidencias y presentación</w:t>
             </w:r>
           </w:p>
         </w:tc>
@@ -4513,13 +4224,10 @@
             <w:vAlign w:val="center"/>
           </w:tcPr>
           <w:p>
-            <w:pPr>
-              <w:spacing w:after="20" w:line="240" w:lineRule="auto"/>
-            </w:pPr>
-            <w:r>
-              <w:rPr>
-                <w:sz w:val="16"/>
-                <w:szCs w:val="16"/>
+            <w:r>
+              <w:rPr>
+                <w:rFonts w:ascii="Arial" w:hAnsi="Arial"/>
+                <w:sz w:val="18"/>
               </w:rPr>
               <w:t>Sem. 16-18</w:t>
             </w:r>
@@ -4535,15 +4243,12 @@
             <w:vAlign w:val="center"/>
           </w:tcPr>
           <w:p>
-            <w:pPr>
-              <w:spacing w:after="20" w:line="240" w:lineRule="auto"/>
-            </w:pPr>
-            <w:r>
-              <w:rPr>
-                <w:sz w:val="16"/>
-                <w:szCs w:val="16"/>
-              </w:rPr>
-              <w:t>Equipo / Catalina</w:t>
+            <w:r>
+              <w:rPr>
+                <w:rFonts w:ascii="Arial" w:hAnsi="Arial"/>
+                <w:sz w:val="18"/>
+              </w:rPr>
+              <w:t>Equipo</w:t>
             </w:r>
           </w:p>
         </w:tc>
@@ -4557,15 +4262,12 @@
             <w:vAlign w:val="center"/>
           </w:tcPr>
           <w:p>
-            <w:pPr>
-              <w:spacing w:after="20" w:line="240" w:lineRule="auto"/>
-            </w:pPr>
-            <w:r>
-              <w:rPr>
-                <w:sz w:val="16"/>
-                <w:szCs w:val="16"/>
-              </w:rPr>
-              <w:t>Transición y Fase 3</w:t>
+            <w:r>
+              <w:rPr>
+                <w:rFonts w:ascii="Arial" w:hAnsi="Arial"/>
+                <w:sz w:val="18"/>
+              </w:rPr>
+              <w:t>Requiere aprobación y acceso a producción</w:t>
             </w:r>
           </w:p>
         </w:tc>
